--- a/policies/build/chapters_v2/HRM/documents/HRM_Package_v2/HRM3/Records/HRM.3_Record_11_cpr_training.docx
+++ b/policies/build/chapters_v2/HRM/documents/HRM_Package_v2/HRM3/Records/HRM.3_Record_11_cpr_training.docx
@@ -423,7 +423,7 @@
                 <w:b w:val="0"/>
                 <w:sz w:val="20"/>
               </w:rPr>
-              <w:t>AHA-certified in-house trainer</w:t>
+              <w:t>AHA/IRC-certified in-house trainer</w:t>
             </w:r>
           </w:p>
         </w:tc>
